--- a/32SS Systemy shtuchnogo/3/KNT-122_Onyshchenko_Variant-19_PR3.docx
+++ b/32SS Systemy shtuchnogo/3/KNT-122_Onyshchenko_Variant-19_PR3.docx
@@ -586,14 +586,7 @@
           <w:color w:val="auto"/>
           <w:lang w:val="uk-UA"/>
         </w:rPr>
-        <w:t xml:space="preserve">методи </w:t>
-      </w:r>
-      <w:r>
-        <w:rPr>
-          <w:color w:val="auto"/>
-          <w:lang w:val="uk-UA"/>
-        </w:rPr>
-        <w:t>оцінювання інформативності та відбору ознак для побудови розпізнаючих моделей.</w:t>
+        <w:t>методи оцінювання інформативності та відбору ознак для побудови розпізнаючих моделей.</w:t>
       </w:r>
     </w:p>
     <w:p>
@@ -5675,19 +5668,19 @@
       <w:lang w:val="en-US" w:eastAsia="uk-UA"/>
     </w:rPr>
   </w:style>
-  <w:style w:type="character" w:styleId="user">
-    <w:name w:val="Маркери (user)"/>
+  <w:style w:type="character" w:styleId="Style12">
+    <w:name w:val="Маркери"/>
     <w:qFormat/>
     <w:rPr>
       <w:rFonts w:ascii="OpenSymbol" w:hAnsi="OpenSymbol" w:eastAsia="OpenSymbol" w:cs="OpenSymbol"/>
     </w:rPr>
   </w:style>
-  <w:style w:type="character" w:styleId="user1">
-    <w:name w:val="Символ нумерації (user)"/>
+  <w:style w:type="character" w:styleId="Style13">
+    <w:name w:val="Символ нумерації"/>
     <w:qFormat/>
     <w:rPr/>
   </w:style>
-  <w:style w:type="paragraph" w:styleId="Style12">
+  <w:style w:type="paragraph" w:styleId="Style14">
     <w:name w:val="Заголовок"/>
     <w:basedOn w:val="Normal"/>
     <w:next w:val="BodyText"/>
@@ -5734,7 +5727,7 @@
       <w:szCs w:val="24"/>
     </w:rPr>
   </w:style>
-  <w:style w:type="paragraph" w:styleId="Style13">
+  <w:style w:type="paragraph" w:styleId="Style15">
     <w:name w:val="Покажчик"/>
     <w:basedOn w:val="Normal"/>
     <w:qFormat/>
@@ -5745,7 +5738,7 @@
       <w:rFonts w:cs="Arial Unicode MS"/>
     </w:rPr>
   </w:style>
-  <w:style w:type="paragraph" w:styleId="user2">
+  <w:style w:type="paragraph" w:styleId="user">
     <w:name w:val="Заголовок (user)"/>
     <w:basedOn w:val="Normal"/>
     <w:next w:val="BodyText"/>
@@ -5760,7 +5753,7 @@
       <w:szCs w:val="28"/>
     </w:rPr>
   </w:style>
-  <w:style w:type="paragraph" w:styleId="user3">
+  <w:style w:type="paragraph" w:styleId="user1">
     <w:name w:val="Покажчик (user)"/>
     <w:basedOn w:val="Normal"/>
     <w:qFormat/>
@@ -5773,7 +5766,7 @@
   </w:style>
   <w:style w:type="paragraph" w:styleId="IndexHeading">
     <w:name w:val="index heading"/>
-    <w:basedOn w:val="user2"/>
+    <w:basedOn w:val="Style14"/>
     <w:pPr/>
     <w:rPr/>
   </w:style>
@@ -6002,8 +5995,8 @@
       <w:lang w:val="en-US"/>
     </w:rPr>
   </w:style>
-  <w:style w:type="paragraph" w:styleId="user4">
-    <w:name w:val="Вміст таблиці (user)"/>
+  <w:style w:type="paragraph" w:styleId="Style16">
+    <w:name w:val="Вміст таблиці"/>
     <w:basedOn w:val="Normal"/>
     <w:qFormat/>
     <w:pPr>
